--- a/public/agreements/Contractor_Agreement_LuwahTech_Template_v1.docx
+++ b/public/agreements/Contractor_Agreement_LuwahTech_Template_v1.docx
@@ -394,7 +394,7 @@
           <w:color w:val="666666"/>
           <w:sz w:val="19"/>
         </w:rPr>
-        <w:t>Template v1.0, 2026-09-17. Replace every bracketed field, fill or delete every schedule, and delete this note before sending. The signed document governs, not this template.</w:t>
+        <w:t>Template v1.0, 2026-09-18. Replace every bracketed field, fill or delete every schedule, and delete this note before sending. The signed document governs, not this template.</w:t>
       </w:r>
     </w:p>
     <w:p>
@@ -1085,7 +1085,7 @@
       <w:r>
         <w:rPr>
           <w:rFonts w:ascii="Open Sans" w:hAnsi="Open Sans" w:cs="Open Sans" w:eastAsia="Open Sans"/>
-          <w:b w:val="0"/>
+          <w:b/>
           <w:i w:val="0"/>
           <w:color w:val="262626"/>
           <w:sz w:val="21"/>
@@ -1850,7 +1850,7 @@
           <w:color w:val="262626"/>
           <w:sz w:val="21"/>
         </w:rPr>
-        <w:t>Contractor will not use Confidential Information, including a Client's identity, needs, systems, pricing or contacts learned through the Services, to solicit, serve or divert any Client other than through Company. If a Client asks Contractor to work directly for it, Contractor will refer the Client to Company.</w:t>
+        <w:t>Contractor will not use Company's trade secrets or Confidential Information, including a Client's identity, needs, systems, pricing or contacts learned through the Services, to solicit or divert any Client. This clause protects Company's trade secrets and Confidential Information. It is not a covenant not to compete and does not stop Contractor from working for anyone using information Contractor did not obtain through the Services.</w:t>
       </w:r>
     </w:p>
     <w:p>
@@ -1879,7 +1879,7 @@
           <w:color w:val="262626"/>
           <w:sz w:val="21"/>
         </w:rPr>
-        <w:t>During the term and for 12 months after it, Contractor will not solicit for employment or engagement any employee or contractor of Company that Contractor worked with under this Agreement.</w:t>
+        <w:t>If a Client asks Contractor to work directly for it during a Work Order, Contractor will tell Company within 2 business days.</w:t>
       </w:r>
     </w:p>
     <w:p>
@@ -2098,7 +2098,7 @@
           <w:color w:val="262626"/>
           <w:sz w:val="21"/>
         </w:rPr>
-        <w:t>When this Agreement or a Work Order ends, Contractor delivers all Work Product completed or in progress, returns or deletes Confidential Information under Section 6.3, and deletes credentials under Section 7.6. Company pays for Services performed and accepted up to the end date.</w:t>
+        <w:t>When this Agreement or a Work Order ends, Contractor delivers all Work Product completed or in progress, returns or deletes Confidential Information under Section 6.3, and deletes credentials under Section 7.6. Company pays for Services performed up to the end date, subject to Sections 3.3 and 11.</w:t>
       </w:r>
     </w:p>
     <w:p>

--- a/public/agreements/Contractor_Agreement_LuwahTech_Template_v1.docx
+++ b/public/agreements/Contractor_Agreement_LuwahTech_Template_v1.docx
@@ -1578,6 +1578,84 @@
     </w:p>
     <w:p>
       <w:pPr>
+        <w:tabs>
+          <w:tab w:pos="648" w:val="left"/>
+        </w:tabs>
+        <w:ind w:left="648" w:hanging="648"/>
+      </w:pPr>
+      <w:r>
+        <w:rPr>
+          <w:rFonts w:ascii="Open Sans" w:hAnsi="Open Sans" w:cs="Open Sans" w:eastAsia="Open Sans"/>
+          <w:b/>
+          <w:i w:val="0"/>
+          <w:color w:val="4A90A4"/>
+          <w:sz w:val="21"/>
+        </w:rPr>
+        <w:t>6.5</w:t>
+        <w:tab/>
+      </w:r>
+      <w:r>
+        <w:rPr>
+          <w:rFonts w:ascii="Open Sans" w:hAnsi="Open Sans" w:cs="Open Sans" w:eastAsia="Open Sans"/>
+          <w:b/>
+          <w:i w:val="0"/>
+          <w:color w:val="262626"/>
+          <w:sz w:val="21"/>
+        </w:rPr>
+        <w:t xml:space="preserve">General knowledge. </w:t>
+      </w:r>
+      <w:r>
+        <w:rPr>
+          <w:rFonts w:ascii="Open Sans" w:hAnsi="Open Sans" w:cs="Open Sans" w:eastAsia="Open Sans"/>
+          <w:b w:val="0"/>
+          <w:i w:val="0"/>
+          <w:color w:val="262626"/>
+          <w:sz w:val="21"/>
+        </w:rPr>
+        <w:t>Nothing in this Agreement prohibits Contractor from using the general training, knowledge, skills and experience Contractor gains through the Services, including methods and techniques of general application, provided Contractor does not use or disclose Confidential Information in doing so. This clause grants no license under any intellectual property right.</w:t>
+      </w:r>
+    </w:p>
+    <w:p>
+      <w:pPr>
+        <w:tabs>
+          <w:tab w:pos="648" w:val="left"/>
+        </w:tabs>
+        <w:ind w:left="648" w:hanging="648"/>
+      </w:pPr>
+      <w:r>
+        <w:rPr>
+          <w:rFonts w:ascii="Open Sans" w:hAnsi="Open Sans" w:cs="Open Sans" w:eastAsia="Open Sans"/>
+          <w:b/>
+          <w:i w:val="0"/>
+          <w:color w:val="4A90A4"/>
+          <w:sz w:val="21"/>
+        </w:rPr>
+        <w:t>6.6</w:t>
+        <w:tab/>
+      </w:r>
+      <w:r>
+        <w:rPr>
+          <w:rFonts w:ascii="Open Sans" w:hAnsi="Open Sans" w:cs="Open Sans" w:eastAsia="Open Sans"/>
+          <w:b/>
+          <w:i w:val="0"/>
+          <w:color w:val="262626"/>
+          <w:sz w:val="21"/>
+        </w:rPr>
+        <w:t xml:space="preserve">Whistleblower immunity. </w:t>
+      </w:r>
+      <w:r>
+        <w:rPr>
+          <w:rFonts w:ascii="Open Sans" w:hAnsi="Open Sans" w:cs="Open Sans" w:eastAsia="Open Sans"/>
+          <w:b w:val="0"/>
+          <w:i w:val="0"/>
+          <w:color w:val="262626"/>
+          <w:sz w:val="21"/>
+        </w:rPr>
+        <w:t>Under the Defend Trade Secrets Act, 18 U.S.C. § 1833(b), an individual is not liable under any federal or state trade secret law for disclosing a trade secret in confidence to a federal, state or local government official, or to an attorney, solely to report or investigate a suspected violation of law, or in a complaint or other document filed under seal in a lawsuit. Nothing in this Agreement limits that immunity or prevents any person from reporting a possible violation of law to a government agency.</w:t>
+      </w:r>
+    </w:p>
+    <w:p>
+      <w:pPr>
         <w:pStyle w:val="Heading1"/>
       </w:pPr>
       <w:r>
@@ -2382,7 +2460,7 @@
           <w:color w:val="262626"/>
           <w:sz w:val="21"/>
         </w:rPr>
-        <w:t>Notices must be in writing and sent by email to the address in the signature block. A notice of breach or termination must also be sent by courier or certified mail to the notice address in the signature block. Email notice is effective on the next business day after sending, unless the sender receives a delivery failure.</w:t>
+        <w:t>Notices must be in writing and sent by email to the address in the signature block. A notice of breach or termination must also be sent by courier or certified mail to the notice address in the signature block. Email notice is effective on the next business day after sending, unless the sender receives a delivery failure. A Party may change its notice address by notice under this Section.</w:t>
       </w:r>
     </w:p>
     <w:p>
@@ -2538,7 +2616,7 @@
           <w:color w:val="262626"/>
           <w:sz w:val="21"/>
         </w:rPr>
-        <w:t>If a court finds a term unenforceable, the court will limit it to the minimum extent needed and the rest stays in effect. This Agreement and any Work Order may be signed in counterparts and electronically. An electronic or scanned signature has the same effect as an original.</w:t>
+        <w:t>If a court finds a term unenforceable, the court will limit it to the minimum extent needed and the rest of this Agreement stays in effect. This Agreement and any document signed under it may be signed in counterparts and electronically. An electronic or scanned signature has the same effect as an original.</w:t>
       </w:r>
     </w:p>
     <w:p>
@@ -2577,7 +2655,7 @@
           <w:color w:val="262626"/>
           <w:sz w:val="21"/>
         </w:rPr>
-        <w:t>Headings are for convenience only. Each Party has had the opportunity to obtain independent legal advice before signing.</w:t>
+        <w:t>Headings are for convenience only and do not affect interpretation. Each Party has had the opportunity to obtain independent legal advice before signing.</w:t>
       </w:r>
     </w:p>
     <w:p>

--- a/public/agreements/Contractor_Agreement_LuwahTech_Template_v1.docx
+++ b/public/agreements/Contractor_Agreement_LuwahTech_Template_v1.docx
@@ -1673,7 +1673,46 @@
           <w:color w:val="262626"/>
           <w:sz w:val="21"/>
         </w:rPr>
-        <w:t>Contractor may use AI-assisted tools only where the Work Order permits them. Contractor will never submit Company or Client Confidential Information to an AI tool that trains on submitted data. Contractor reviews all AI-assisted output and remains responsible for the Work Product.</w:t>
+        <w:t>Contractor may use AI-assisted tools only where the Work Order permits them, and only tools operated under terms that do not permit the vendor to train on submitted content. Contractor never submits Company or Client Confidential Information to a consumer tier of any AI service, never submits credentials to any AI tool, and submits protected health information, payment card data or other regulated data to an AI tool only where the Work Order expressly provides for it and states the written agreement that covers it. Contractor tells the participants before an AI tool records or transcribes a meeting. Contractor reviews all AI-assisted output and remains responsible for the Work Product.</w:t>
+      </w:r>
+    </w:p>
+    <w:p>
+      <w:pPr>
+        <w:tabs>
+          <w:tab w:pos="648" w:val="left"/>
+        </w:tabs>
+        <w:ind w:left="648" w:hanging="648"/>
+      </w:pPr>
+      <w:r>
+        <w:rPr>
+          <w:rFonts w:ascii="Open Sans" w:hAnsi="Open Sans" w:cs="Open Sans" w:eastAsia="Open Sans"/>
+          <w:b/>
+          <w:i w:val="0"/>
+          <w:color w:val="4A90A4"/>
+          <w:sz w:val="21"/>
+        </w:rPr>
+        <w:t>5.10</w:t>
+        <w:tab/>
+      </w:r>
+      <w:r>
+        <w:rPr>
+          <w:rFonts w:ascii="Open Sans" w:hAnsi="Open Sans" w:cs="Open Sans" w:eastAsia="Open Sans"/>
+          <w:b/>
+          <w:i w:val="0"/>
+          <w:color w:val="262626"/>
+          <w:sz w:val="21"/>
+        </w:rPr>
+        <w:t xml:space="preserve">Company tools. </w:t>
+      </w:r>
+      <w:r>
+        <w:rPr>
+          <w:rFonts w:ascii="Open Sans" w:hAnsi="Open Sans" w:cs="Open Sans" w:eastAsia="Open Sans"/>
+          <w:b w:val="0"/>
+          <w:i w:val="0"/>
+          <w:color w:val="262626"/>
+          <w:sz w:val="21"/>
+        </w:rPr>
+        <w:t>Company's own tools and libraries, including the Luwah Accessibility Toolkit, the n8n workflow library, the web starter and the operations scripts, are Company property. Their source code, build configuration, design and documentation are Confidential Information even where a compiled or served copy is public. Contractor uses them only for the Work Order that requires them, does not copy them to any other system or client, keeps no copy after the Work Order ends, and does not build a similar product from their source, design or documentation during the term or for 12 months after it. This clause protects Company's trade secrets and Confidential Information. It is not a covenant not to compete and does not restrict Contractor from using general skills, knowledge and experience or publicly available information.</w:t>
       </w:r>
     </w:p>
     <w:p>

--- a/public/agreements/Contractor_Agreement_LuwahTech_Template_v1.docx
+++ b/public/agreements/Contractor_Agreement_LuwahTech_Template_v1.docx
@@ -2,8 +2,232 @@
 <file path=word/document.xml><?xml version="1.0" encoding="utf-8"?>
 <w:document xmlns:wpc="http://schemas.microsoft.com/office/word/2010/wordprocessingCanvas" xmlns:mo="http://schemas.microsoft.com/office/mac/office/2008/main" xmlns:mc="http://schemas.openxmlformats.org/markup-compatibility/2006" xmlns:mv="urn:schemas-microsoft-com:mac:vml" xmlns:o="urn:schemas-microsoft-com:office:office" xmlns:r="http://schemas.openxmlformats.org/officeDocument/2006/relationships" xmlns:m="http://schemas.openxmlformats.org/officeDocument/2006/math" xmlns:v="urn:schemas-microsoft-com:vml" xmlns:wp14="http://schemas.microsoft.com/office/word/2010/wordprocessingDrawing" xmlns:wp="http://schemas.openxmlformats.org/drawingml/2006/wordprocessingDrawing" xmlns:w10="urn:schemas-microsoft-com:office:word" xmlns:w="http://schemas.openxmlformats.org/wordprocessingml/2006/main" xmlns:w14="http://schemas.microsoft.com/office/word/2010/wordml" xmlns:wpg="http://schemas.microsoft.com/office/word/2010/wordprocessingGroup" xmlns:wpi="http://schemas.microsoft.com/office/word/2010/wordprocessingInk" xmlns:wne="http://schemas.microsoft.com/office/word/2006/wordml" xmlns:wps="http://schemas.microsoft.com/office/word/2010/wordprocessingShape" mc:Ignorable="w14 wp14">
   <w:body>
+    <w:tbl>
+      <w:tblPr>
+        <w:tblW w:type="auto" w:w="0"/>
+        <w:jc w:val="center"/>
+        <w:tblLook w:firstColumn="1" w:firstRow="1" w:lastColumn="0" w:lastRow="0" w:noHBand="0" w:noVBand="1" w:val="04A0"/>
+      </w:tblPr>
+      <w:tblGrid>
+        <w:gridCol w:w="9360"/>
+      </w:tblGrid>
+      <w:tr>
+        <w:trPr>
+          <w:trHeight w:val="12527" w:hRule="exact"/>
+        </w:trPr>
+        <w:tc>
+          <w:tcPr>
+            <w:tcW w:type="dxa" w:w="9360"/>
+            <w:shd w:val="clear" w:color="auto" w:fill="1C1C1E"/>
+            <w:tcMar>
+              <w:top w:w="900" w:type="dxa"/>
+              <w:start w:w="720" w:type="dxa"/>
+              <w:bottom w:w="720" w:type="dxa"/>
+              <w:end w:w="720" w:type="dxa"/>
+            </w:tcMar>
+          </w:tcPr>
+          <w:p>
+            <w:pPr>
+              <w:spacing w:after="0"/>
+            </w:pPr>
+          </w:p>
+          <w:p>
+            <w:pPr>
+              <w:spacing w:before="0" w:after="120"/>
+              <w:jc w:val="left"/>
+              <w:pBdr>
+                <w:bottom w:val="single" w:sz="18" w:space="4" w:color="B87333"/>
+              </w:pBdr>
+            </w:pPr>
+            <w:r>
+              <w:rPr>
+                <w:rFonts w:ascii="Tw Cen MT" w:hAnsi="Tw Cen MT" w:cs="Tw Cen MT" w:eastAsia="Tw Cen MT"/>
+                <w:b w:val="0"/>
+                <w:color w:val="4A90A4"/>
+                <w:sz w:val="18"/>
+                <w:spacing w:val="60"/>
+              </w:rPr>
+              <w:t>CLIENT AGREEMENT   ·   INDEPENDENT CONTRACTOR AGREEMENT</w:t>
+            </w:r>
+          </w:p>
+          <w:p>
+            <w:pPr>
+              <w:spacing w:before="720" w:after="0"/>
+              <w:jc w:val="left"/>
+            </w:pPr>
+            <w:r>
+              <w:rPr>
+                <w:rFonts w:ascii="Tw Cen MT" w:hAnsi="Tw Cen MT" w:cs="Tw Cen MT" w:eastAsia="Tw Cen MT"/>
+                <w:b w:val="0"/>
+                <w:color w:val="FFFFFF"/>
+                <w:sz w:val="60"/>
+                <w:spacing w:val="40"/>
+              </w:rPr>
+              <w:t>LUWAH</w:t>
+            </w:r>
+          </w:p>
+          <w:p>
+            <w:pPr>
+              <w:spacing w:before="0" w:after="0"/>
+              <w:jc w:val="left"/>
+            </w:pPr>
+            <w:r>
+              <w:rPr>
+                <w:rFonts w:ascii="Tw Cen MT" w:hAnsi="Tw Cen MT" w:cs="Tw Cen MT" w:eastAsia="Tw Cen MT"/>
+                <w:b w:val="0"/>
+                <w:color w:val="B87333"/>
+                <w:sz w:val="60"/>
+                <w:spacing w:val="40"/>
+              </w:rPr>
+              <w:t>TECHNOLOGIES</w:t>
+            </w:r>
+          </w:p>
+          <w:p>
+            <w:pPr>
+              <w:spacing w:before="1920" w:after="0"/>
+              <w:jc w:val="left"/>
+            </w:pPr>
+            <w:r>
+              <w:rPr>
+                <w:rFonts w:ascii="Tw Cen MT" w:hAnsi="Tw Cen MT" w:cs="Tw Cen MT" w:eastAsia="Tw Cen MT"/>
+                <w:b w:val="0"/>
+                <w:color w:val="FFFFFF"/>
+                <w:sz w:val="48"/>
+              </w:rPr>
+              <w:t>Independent Contractor Agreement</w:t>
+            </w:r>
+          </w:p>
+          <w:p>
+            <w:pPr>
+              <w:spacing w:before="0" w:after="80"/>
+              <w:jc w:val="left"/>
+              <w:pBdr>
+                <w:bottom w:val="single" w:sz="4" w:space="4" w:color="555555"/>
+              </w:pBdr>
+            </w:pPr>
+            <w:r>
+              <w:rPr>
+                <w:rFonts w:ascii="Tw Cen MT" w:hAnsi="Tw Cen MT" w:cs="Tw Cen MT" w:eastAsia="Tw Cen MT"/>
+                <w:b w:val="0"/>
+                <w:color w:val="B87333"/>
+                <w:sz w:val="26"/>
+              </w:rPr>
+              <w:t>Terms for subcontractors performing work for Luwah Technologies and its clients</w:t>
+            </w:r>
+          </w:p>
+          <w:p>
+            <w:pPr>
+              <w:spacing w:before="120" w:after="0"/>
+              <w:jc w:val="left"/>
+            </w:pPr>
+            <w:r>
+              <w:rPr>
+                <w:rFonts w:ascii="Open Sans" w:hAnsi="Open Sans" w:cs="Open Sans" w:eastAsia="Open Sans"/>
+                <w:b w:val="0"/>
+                <w:color w:val="CCCCCC"/>
+                <w:sz w:val="21"/>
+              </w:rPr>
+              <w:t>[Contractor name]   |   [Client and project, or Internal]</w:t>
+            </w:r>
+          </w:p>
+          <w:p>
+            <w:pPr>
+              <w:spacing w:before="2200" w:after="40"/>
+              <w:jc w:val="left"/>
+            </w:pPr>
+            <w:r>
+              <w:rPr>
+                <w:rFonts w:ascii="Tw Cen MT" w:hAnsi="Tw Cen MT" w:cs="Tw Cen MT" w:eastAsia="Tw Cen MT"/>
+                <w:b w:val="0"/>
+                <w:color w:val="4A90A4"/>
+                <w:sz w:val="17"/>
+                <w:spacing w:val="40"/>
+              </w:rPr>
+              <w:t>BETWEEN</w:t>
+            </w:r>
+          </w:p>
+          <w:p>
+            <w:pPr>
+              <w:spacing w:before="0" w:after="0"/>
+              <w:jc w:val="left"/>
+            </w:pPr>
+            <w:r>
+              <w:rPr>
+                <w:rFonts w:ascii="Open Sans" w:hAnsi="Open Sans" w:cs="Open Sans" w:eastAsia="Open Sans"/>
+                <w:b w:val="0"/>
+                <w:color w:val="CCCCCC"/>
+                <w:sz w:val="20"/>
+              </w:rPr>
+              <w:t>Luwah Technologies LLC ("Company")</w:t>
+            </w:r>
+          </w:p>
+          <w:p>
+            <w:pPr>
+              <w:spacing w:before="0" w:after="0"/>
+              <w:jc w:val="left"/>
+            </w:pPr>
+            <w:r>
+              <w:rPr>
+                <w:rFonts w:ascii="Open Sans" w:hAnsi="Open Sans" w:cs="Open Sans" w:eastAsia="Open Sans"/>
+                <w:b w:val="0"/>
+                <w:color w:val="CCCCCC"/>
+                <w:sz w:val="20"/>
+              </w:rPr>
+              <w:t>[Contractor legal name] ("Contractor")</w:t>
+            </w:r>
+          </w:p>
+          <w:p>
+            <w:pPr>
+              <w:spacing w:before="240" w:after="40"/>
+              <w:jc w:val="left"/>
+            </w:pPr>
+            <w:r>
+              <w:rPr>
+                <w:rFonts w:ascii="Tw Cen MT" w:hAnsi="Tw Cen MT" w:cs="Tw Cen MT" w:eastAsia="Tw Cen MT"/>
+                <w:b w:val="0"/>
+                <w:color w:val="4A90A4"/>
+                <w:sz w:val="17"/>
+                <w:spacing w:val="40"/>
+              </w:rPr>
+              <w:t>DOCUMENT</w:t>
+            </w:r>
+          </w:p>
+          <w:p>
+            <w:pPr>
+              <w:spacing w:before="0" w:after="0"/>
+              <w:jc w:val="left"/>
+            </w:pPr>
+            <w:r>
+              <w:rPr>
+                <w:rFonts w:ascii="Open Sans" w:hAnsi="Open Sans" w:cs="Open Sans" w:eastAsia="Open Sans"/>
+                <w:b w:val="0"/>
+                <w:color w:val="CCCCCC"/>
+                <w:sz w:val="20"/>
+              </w:rPr>
+              <w:t>[ICA-YYYY-NN]   |   [Month DD, YYYY]   |   Template v1.0</w:t>
+            </w:r>
+          </w:p>
+          <w:p>
+            <w:pPr>
+              <w:spacing w:before="800" w:after="0"/>
+              <w:jc w:val="center"/>
+            </w:pPr>
+            <w:r>
+              <w:rPr>
+                <w:rFonts w:ascii="Open Sans" w:hAnsi="Open Sans" w:cs="Open Sans" w:eastAsia="Open Sans"/>
+                <w:b w:val="0"/>
+                <w:color w:val="B87333"/>
+                <w:sz w:val="20"/>
+              </w:rPr>
+              <w:t>Where Simplicity Meets Innovation</w:t>
+            </w:r>
+          </w:p>
+        </w:tc>
+      </w:tr>
+    </w:tbl>
     <w:p>
       <w:pPr>
+        <w:pageBreakBefore/>
         <w:spacing w:before="120" w:after="40"/>
       </w:pPr>
       <w:r>
@@ -5139,6 +5363,7 @@
       <w:pgSz w:w="12240" w:h="15840"/>
       <w:pgMar w:top="1584" w:right="1440" w:bottom="1296" w:left="1440" w:header="576" w:footer="576" w:gutter="0"/>
       <w:cols w:space="720"/>
+      <w:titlePg/>
       <w:docGrid w:linePitch="360"/>
     </w:sectPr>
   </w:body>
@@ -5711,15 +5936,21 @@
     <w:pPr>
       <w:keepNext/>
       <w:keepLines/>
-      <w:spacing w:before="280" w:after="80"/>
+      <w:spacing w:before="280" w:after="120"/>
+      <w:ind w:left="173"/>
       <w:outlineLvl w:val="0"/>
+      <w:shd w:val="clear" w:color="auto" w:fill="B87333"/>
+      <w:pBdr>
+        <w:top w:val="single" w:sz="12" w:space="3" w:color="B87333"/>
+        <w:bottom w:val="single" w:sz="12" w:space="3" w:color="B87333"/>
+      </w:pBdr>
     </w:pPr>
     <w:rPr>
       <w:rFonts w:ascii="Tw Cen MT" w:hAnsi="Tw Cen MT" w:cs="Tw Cen MT" w:eastAsia="Tw Cen MT"/>
-      <w:b/>
+      <w:b w:val="0"/>
       <w:bCs/>
-      <w:color w:val="4A90A4"/>
-      <w:sz w:val="26"/>
+      <w:color w:val="FFFFFF"/>
+      <w:sz w:val="25"/>
       <w:szCs w:val="28"/>
     </w:rPr>
   </w:style>

--- a/public/agreements/Contractor_Agreement_LuwahTech_Template_v1.docx
+++ b/public/agreements/Contractor_Agreement_LuwahTech_Template_v1.docx
@@ -2926,6 +2926,7 @@
       </w:tblGrid>
       <w:tr>
         <w:trPr>
+          <w:tblHeader/>
           <w:cantSplit/>
         </w:trPr>
         <w:tc>
@@ -3784,7 +3785,7 @@
     </w:p>
     <w:p>
       <w:pPr>
-        <w:pStyle w:val="Heading3"/>
+        <w:pStyle w:val="Heading2"/>
       </w:pPr>
       <w:r>
         <w:t>1. Services</w:t>
@@ -3804,7 +3805,7 @@
     </w:p>
     <w:p>
       <w:pPr>
-        <w:pStyle w:val="Heading3"/>
+        <w:pStyle w:val="Heading2"/>
       </w:pPr>
       <w:r>
         <w:t>2. Deliverables and Acceptance Criteria</w:t>
@@ -3825,6 +3826,9 @@
         <w:gridCol w:w="2340"/>
       </w:tblGrid>
       <w:tr>
+        <w:trPr>
+          <w:tblHeader/>
+        </w:trPr>
         <w:tc>
           <w:tcPr>
             <w:tcW w:type="dxa" w:w="720"/>
@@ -4060,7 +4064,7 @@
     </w:p>
     <w:p>
       <w:pPr>
-        <w:pStyle w:val="Heading3"/>
+        <w:pStyle w:val="Heading2"/>
       </w:pPr>
       <w:r>
         <w:t>3. Compensation</w:t>
@@ -4081,6 +4085,9 @@
         <w:gridCol w:w="2340"/>
       </w:tblGrid>
       <w:tr>
+        <w:trPr>
+          <w:tblHeader/>
+        </w:trPr>
         <w:tc>
           <w:tcPr>
             <w:tcW w:type="dxa" w:w="2736"/>
@@ -4350,7 +4357,7 @@
     </w:p>
     <w:p>
       <w:pPr>
-        <w:pStyle w:val="Heading3"/>
+        <w:pStyle w:val="Heading2"/>
       </w:pPr>
       <w:r>
         <w:t>4. Access to Be Granted</w:t>
@@ -4371,6 +4378,9 @@
         <w:gridCol w:w="2340"/>
       </w:tblGrid>
       <w:tr>
+        <w:trPr>
+          <w:tblHeader/>
+        </w:trPr>
         <w:tc>
           <w:tcPr>
             <w:tcW w:type="dxa" w:w="2880"/>
@@ -4580,7 +4590,7 @@
     </w:p>
     <w:p>
       <w:pPr>
-        <w:pStyle w:val="Heading3"/>
+        <w:pStyle w:val="Heading2"/>
       </w:pPr>
       <w:r>
         <w:t>5. Client Terms and Security Requirements</w:t>
@@ -4716,6 +4726,7 @@
       </w:tblGrid>
       <w:tr>
         <w:trPr>
+          <w:tblHeader/>
           <w:cantSplit/>
         </w:trPr>
         <w:tc>
@@ -5140,6 +5151,9 @@
         <w:gridCol w:w="2340"/>
       </w:tblGrid>
       <w:tr>
+        <w:trPr>
+          <w:tblHeader/>
+        </w:trPr>
         <w:tc>
           <w:tcPr>
             <w:tcW w:type="dxa" w:w="2304"/>
@@ -5458,7 +5472,7 @@
       <w:drawing>
         <wp:inline xmlns:a="http://schemas.openxmlformats.org/drawingml/2006/main" xmlns:pic="http://schemas.openxmlformats.org/drawingml/2006/picture">
           <wp:extent cx="2103120" cy="486271"/>
-          <wp:docPr id="1" name="Picture 1"/>
+          <wp:docPr id="1" name="Picture 1" descr="Luwah Technologies LLC logo" title="Luwah Technologies LLC logo"/>
           <wp:cNvGraphicFramePr>
             <a:graphicFrameLocks noChangeAspect="1"/>
           </wp:cNvGraphicFramePr>

--- a/public/agreements/Contractor_Agreement_LuwahTech_Template_v1.docx
+++ b/public/agreements/Contractor_Agreement_LuwahTech_Template_v1.docx
@@ -13,7 +13,7 @@
       </w:tblGrid>
       <w:tr>
         <w:trPr>
-          <w:trHeight w:val="12527" w:hRule="exact"/>
+          <w:trHeight w:val="12096" w:hRule="atLeast"/>
         </w:trPr>
         <w:tc>
           <w:tcPr>
@@ -45,9 +45,9 @@
                 <w:b w:val="0"/>
                 <w:color w:val="4A90A4"/>
                 <w:sz w:val="18"/>
-                <w:spacing w:val="60"/>
+                <w:spacing w:val="50"/>
               </w:rPr>
-              <w:t>CLIENT AGREEMENT   ·   INDEPENDENT CONTRACTOR AGREEMENT</w:t>
+              <w:t>CONTRACTOR AGREEMENT   ·   SUBCONTRACT TERMS</w:t>
             </w:r>
           </w:p>
           <w:p>
@@ -84,7 +84,7 @@
           </w:p>
           <w:p>
             <w:pPr>
-              <w:spacing w:before="1920" w:after="0"/>
+              <w:spacing w:before="1680" w:after="0"/>
               <w:jc w:val="left"/>
             </w:pPr>
             <w:r>
@@ -132,7 +132,7 @@
           </w:p>
           <w:p>
             <w:pPr>
-              <w:spacing w:before="2200" w:after="40"/>
+              <w:spacing w:before="1680" w:after="40"/>
               <w:jc w:val="left"/>
             </w:pPr>
             <w:r>

--- a/public/agreements/Contractor_Agreement_LuwahTech_Template_v1.docx
+++ b/public/agreements/Contractor_Agreement_LuwahTech_Template_v1.docx
@@ -1673,7 +1673,7 @@
           <w:color w:val="262626"/>
           <w:sz w:val="21"/>
         </w:rPr>
-        <w:t>Contractor may use AI-assisted tools only where the Work Order permits them, and only tools operated under terms that do not permit the vendor to train on submitted content. Contractor never submits Company or Client Confidential Information to a consumer tier of any AI service, never submits credentials to any AI tool, and submits protected health information, payment card data or other regulated data to an AI tool only where the Work Order expressly provides for it and states the written agreement that covers it. Contractor tells the participants before an AI tool records or transcribes a meeting. Contractor reviews all AI-assisted output and remains responsible for the Work Product.</w:t>
+        <w:t>Contractor may use AI-assisted tools only where the Work Order permits them, and only tools operated under terms that do not permit the vendor to train on submitted content or to use it for any purpose other than providing the service and its safety review. Contractor never submits Company or Client Confidential Information to a consumer tier of any AI service, never submits credentials to any AI tool, and submits protected health information, payment card data or other regulated data to an AI tool only where the Work Order expressly provides for it and states the written agreement that covers it. Contractor tells the participants before an AI tool records or transcribes a meeting. A submission on those terms is a permitted disclosure under Section 6. Contractor reviews all AI-assisted output and remains responsible for the Work Product.</w:t>
       </w:r>
     </w:p>
     <w:p>
